--- a/pr-preview/pr-90/chapters/17-causal-survival-analysis-tracked-changes.docx
+++ b/pr-preview/pr-90/chapters/17-causal-survival-analysis-tracked-changes.docx
@@ -6522,7 +6522,13 @@
               <w:t xml:space="preserve"> </w:t>
             </w:r>
             <w:r>
-              <w:t xml:space="preserve">into the event indicators; the book’s Figure 17.3 includes such arrows).</w:t>
+              <w:t xml:space="preserve">into the event indicators;</w:t>
+            </w:r>
+            <w:r>
+              <w:t xml:space="preserve"> </w:t>
+            </w:r>
+            <w:r>
+              <w:t xml:space="preserve">the book’s Figure 17.3 includes such arrows).</w:t>
             </w:r>
             <w:r>
               <w:t xml:space="preserve"> </w:t>
@@ -7137,30 +7143,28 @@
                 </m:rPr>
                 <m:t>exp</m:t>
               </m:r>
-              <m:r>
-                <m:rPr>
-                  <m:sty m:val="p"/>
-                </m:rPr>
-                <m:t>(</m:t>
-              </m:r>
-              <m:sSub>
+              <m:d>
+                <m:dPr>
+                  <m:begChr m:val="{"/>
+                  <m:sepChr m:val=""/>
+                  <m:endChr m:val="}"/>
+                  <m:grow/>
+                </m:dPr>
                 <m:e>
-                  <m:r>
-                    <m:t>α</m:t>
-                  </m:r>
+                  <m:sSub>
+                    <m:e>
+                      <m:r>
+                        <m:t>α</m:t>
+                      </m:r>
+                    </m:e>
+                    <m:sub>
+                      <m:r>
+                        <m:t>1</m:t>
+                      </m:r>
+                    </m:sub>
+                  </m:sSub>
                 </m:e>
-                <m:sub>
-                  <m:r>
-                    <m:t>1</m:t>
-                  </m:r>
-                </m:sub>
-              </m:sSub>
-              <m:r>
-                <m:rPr>
-                  <m:sty m:val="p"/>
-                </m:rPr>
-                <m:t>)</m:t>
-              </m:r>
+              </m:d>
             </m:oMath>
             <w:r>
               <w:t xml:space="preserve"> </w:t>
@@ -7391,33 +7395,31 @@
                 </m:rPr>
                 <m:t>exp</m:t>
               </m:r>
-              <m:r>
-                <m:rPr>
-                  <m:sty m:val="p"/>
-                </m:rPr>
-                <m:t>(</m:t>
-              </m:r>
-              <m:sSub>
+              <m:d>
+                <m:dPr>
+                  <m:begChr m:val="{"/>
+                  <m:sepChr m:val=""/>
+                  <m:endChr m:val="}"/>
+                  <m:grow/>
+                </m:dPr>
                 <m:e>
+                  <m:sSub>
+                    <m:e>
+                      <m:r>
+                        <m:t>α</m:t>
+                      </m:r>
+                    </m:e>
+                    <m:sub>
+                      <m:r>
+                        <m:t>1</m:t>
+                      </m:r>
+                    </m:sub>
+                  </m:sSub>
                   <m:r>
-                    <m:t>α</m:t>
+                    <m:t>A</m:t>
                   </m:r>
                 </m:e>
-                <m:sub>
-                  <m:r>
-                    <m:t>1</m:t>
-                  </m:r>
-                </m:sub>
-              </m:sSub>
-              <m:r>
-                <m:t>A</m:t>
-              </m:r>
-              <m:r>
-                <m:rPr>
-                  <m:sty m:val="p"/>
-                </m:rPr>
-                <m:t>)</m:t>
-              </m:r>
+              </m:d>
             </m:oMath>
             <w:r>
               <w:t xml:space="preserve">.</w:t>
@@ -14579,7 +14581,17 @@
       </m:oMath>
       <w:ins w:id="91" w:author="PR Preview" w:date="2024-01-01T00:00:00Z">
         <w:r>
-          <w:t xml:space="preserve">; 95% confidence interval</w:t>
+          <w:t xml:space="preserve">;</w:t>
+        </w:r>
+      </w:ins>
+      <w:ins w:id="91" w:author="PR Preview" w:date="2024-01-01T00:00:00Z">
+        <w:r>
+          <w:t xml:space="preserve"> </w:t>
+        </w:r>
+      </w:ins>
+      <w:ins w:id="91" w:author="PR Preview" w:date="2024-01-01T00:00:00Z">
+        <w:r>
+          <w:t xml:space="preserve">95% confidence interval</w:t>
         </w:r>
       </w:ins>
       <w:ins w:id="91" w:author="PR Preview" w:date="2024-01-01T00:00:00Z">
@@ -16935,7 +16947,17 @@
       </m:oMath>
       <w:ins w:id="112" w:author="PR Preview" w:date="2024-01-01T00:00:00Z">
         <w:r>
-          <w:t xml:space="preserve">; 95% confidence interval</w:t>
+          <w:t xml:space="preserve">;</w:t>
+        </w:r>
+      </w:ins>
+      <w:ins w:id="112" w:author="PR Preview" w:date="2024-01-01T00:00:00Z">
+        <w:r>
+          <w:t xml:space="preserve"> </w:t>
+        </w:r>
+      </w:ins>
+      <w:ins w:id="112" w:author="PR Preview" w:date="2024-01-01T00:00:00Z">
+        <w:r>
+          <w:t xml:space="preserve">95% confidence interval</w:t>
         </w:r>
       </w:ins>
       <w:ins w:id="112" w:author="PR Preview" w:date="2024-01-01T00:00:00Z">
@@ -17857,63 +17879,61 @@
                   </m:rPr>
                   <m:t>exp</m:t>
                 </m:r>
-                <m:r>
-                  <m:rPr>
-                    <m:sty m:val="p"/>
-                  </m:rPr>
-                  <m:t>[</m:t>
-                </m:r>
-                <m:sSub>
+                <m:d>
+                  <m:dPr>
+                    <m:begChr m:val="{"/>
+                    <m:sepChr m:val=""/>
+                    <m:endChr m:val="}"/>
+                    <m:grow/>
+                  </m:dPr>
                   <m:e>
+                    <m:sSub>
+                      <m:e>
+                        <m:r>
+                          <m:t>γ</m:t>
+                        </m:r>
+                      </m:e>
+                      <m:sub>
+                        <m:r>
+                          <m:t>k</m:t>
+                        </m:r>
+                      </m:sub>
+                    </m:sSub>
                     <m:r>
-                      <m:t>γ</m:t>
+                      <m:rPr>
+                        <m:sty m:val="p"/>
+                      </m:rPr>
+                      <m:t>(</m:t>
+                    </m:r>
+                    <m:r>
+                      <m:t>L</m:t>
+                    </m:r>
+                    <m:r>
+                      <m:rPr>
+                        <m:sty m:val="p"/>
+                      </m:rPr>
+                      <m:t>,</m:t>
+                    </m:r>
+                    <m:r>
+                      <m:t>A</m:t>
+                    </m:r>
+                    <m:r>
+                      <m:rPr>
+                        <m:sty m:val="p"/>
+                      </m:rPr>
+                      <m:t>;</m:t>
+                    </m:r>
+                    <m:r>
+                      <m:t>ψ</m:t>
+                    </m:r>
+                    <m:r>
+                      <m:rPr>
+                        <m:sty m:val="p"/>
+                      </m:rPr>
+                      <m:t>)</m:t>
                     </m:r>
                   </m:e>
-                  <m:sub>
-                    <m:r>
-                      <m:t>k</m:t>
-                    </m:r>
-                  </m:sub>
-                </m:sSub>
-                <m:r>
-                  <m:rPr>
-                    <m:sty m:val="p"/>
-                  </m:rPr>
-                  <m:t>(</m:t>
-                </m:r>
-                <m:r>
-                  <m:t>L</m:t>
-                </m:r>
-                <m:r>
-                  <m:rPr>
-                    <m:sty m:val="p"/>
-                  </m:rPr>
-                  <m:t>,</m:t>
-                </m:r>
-                <m:r>
-                  <m:t>A</m:t>
-                </m:r>
-                <m:r>
-                  <m:rPr>
-                    <m:sty m:val="p"/>
-                  </m:rPr>
-                  <m:t>;</m:t>
-                </m:r>
-                <m:r>
-                  <m:t>ψ</m:t>
-                </m:r>
-                <m:r>
-                  <m:rPr>
-                    <m:sty m:val="p"/>
-                  </m:rPr>
-                  <m:t>)</m:t>
-                </m:r>
-                <m:r>
-                  <m:rPr>
-                    <m:sty m:val="p"/>
-                  </m:rPr>
-                  <m:t>]</m:t>
-                </m:r>
+                </m:d>
               </m:oMath>
             </m:oMathPara>
           </w:p>
@@ -18002,63 +18022,61 @@
                 </m:rPr>
                 <m:t>exp</m:t>
               </m:r>
-              <m:r>
-                <m:rPr>
-                  <m:sty m:val="p"/>
-                </m:rPr>
-                <m:t>[</m:t>
-              </m:r>
-              <m:sSub>
+              <m:d>
+                <m:dPr>
+                  <m:begChr m:val="{"/>
+                  <m:sepChr m:val=""/>
+                  <m:endChr m:val="}"/>
+                  <m:grow/>
+                </m:dPr>
                 <m:e>
+                  <m:sSub>
+                    <m:e>
+                      <m:r>
+                        <m:t>γ</m:t>
+                      </m:r>
+                    </m:e>
+                    <m:sub>
+                      <m:r>
+                        <m:t>k</m:t>
+                      </m:r>
+                    </m:sub>
+                  </m:sSub>
                   <m:r>
-                    <m:t>γ</m:t>
+                    <m:rPr>
+                      <m:sty m:val="p"/>
+                    </m:rPr>
+                    <m:t>(</m:t>
+                  </m:r>
+                  <m:r>
+                    <m:t>L</m:t>
+                  </m:r>
+                  <m:r>
+                    <m:rPr>
+                      <m:sty m:val="p"/>
+                    </m:rPr>
+                    <m:t>,</m:t>
+                  </m:r>
+                  <m:r>
+                    <m:t>A</m:t>
+                  </m:r>
+                  <m:r>
+                    <m:rPr>
+                      <m:sty m:val="p"/>
+                    </m:rPr>
+                    <m:t>;</m:t>
+                  </m:r>
+                  <m:r>
+                    <m:t>ψ</m:t>
+                  </m:r>
+                  <m:r>
+                    <m:rPr>
+                      <m:sty m:val="p"/>
+                    </m:rPr>
+                    <m:t>)</m:t>
                   </m:r>
                 </m:e>
-                <m:sub>
-                  <m:r>
-                    <m:t>k</m:t>
-                  </m:r>
-                </m:sub>
-              </m:sSub>
-              <m:r>
-                <m:rPr>
-                  <m:sty m:val="p"/>
-                </m:rPr>
-                <m:t>(</m:t>
-              </m:r>
-              <m:r>
-                <m:t>L</m:t>
-              </m:r>
-              <m:r>
-                <m:rPr>
-                  <m:sty m:val="p"/>
-                </m:rPr>
-                <m:t>,</m:t>
-              </m:r>
-              <m:r>
-                <m:t>A</m:t>
-              </m:r>
-              <m:r>
-                <m:rPr>
-                  <m:sty m:val="p"/>
-                </m:rPr>
-                <m:t>;</m:t>
-              </m:r>
-              <m:r>
-                <m:t>ψ</m:t>
-              </m:r>
-              <m:r>
-                <m:rPr>
-                  <m:sty m:val="p"/>
-                </m:rPr>
-                <m:t>)</m:t>
-              </m:r>
-              <m:r>
-                <m:rPr>
-                  <m:sty m:val="p"/>
-                </m:rPr>
-                <m:t>]</m:t>
-              </m:r>
+              </m:d>
             </m:oMath>
             <w:r>
               <w:t xml:space="preserve"> </w:t>
@@ -18432,63 +18450,61 @@
                   </m:rPr>
                   <m:t>exp</m:t>
                 </m:r>
-                <m:r>
-                  <m:rPr>
-                    <m:sty m:val="p"/>
-                  </m:rPr>
-                  <m:t>[</m:t>
-                </m:r>
-                <m:sSub>
+                <m:d>
+                  <m:dPr>
+                    <m:begChr m:val="{"/>
+                    <m:sepChr m:val=""/>
+                    <m:endChr m:val="}"/>
+                    <m:grow/>
+                  </m:dPr>
                   <m:e>
+                    <m:sSub>
+                      <m:e>
+                        <m:r>
+                          <m:t>γ</m:t>
+                        </m:r>
+                      </m:e>
+                      <m:sub>
+                        <m:r>
+                          <m:t>k</m:t>
+                        </m:r>
+                      </m:sub>
+                    </m:sSub>
                     <m:r>
-                      <m:t>γ</m:t>
+                      <m:rPr>
+                        <m:sty m:val="p"/>
+                      </m:rPr>
+                      <m:t>(</m:t>
+                    </m:r>
+                    <m:r>
+                      <m:t>L</m:t>
+                    </m:r>
+                    <m:r>
+                      <m:rPr>
+                        <m:sty m:val="p"/>
+                      </m:rPr>
+                      <m:t>,</m:t>
+                    </m:r>
+                    <m:r>
+                      <m:t>A</m:t>
+                    </m:r>
+                    <m:r>
+                      <m:rPr>
+                        <m:sty m:val="p"/>
+                      </m:rPr>
+                      <m:t>;</m:t>
+                    </m:r>
+                    <m:r>
+                      <m:t>ψ</m:t>
+                    </m:r>
+                    <m:r>
+                      <m:rPr>
+                        <m:sty m:val="p"/>
+                      </m:rPr>
+                      <m:t>)</m:t>
                     </m:r>
                   </m:e>
-                  <m:sub>
-                    <m:r>
-                      <m:t>k</m:t>
-                    </m:r>
-                  </m:sub>
-                </m:sSub>
-                <m:r>
-                  <m:rPr>
-                    <m:sty m:val="p"/>
-                  </m:rPr>
-                  <m:t>(</m:t>
-                </m:r>
-                <m:r>
-                  <m:t>L</m:t>
-                </m:r>
-                <m:r>
-                  <m:rPr>
-                    <m:sty m:val="p"/>
-                  </m:rPr>
-                  <m:t>,</m:t>
-                </m:r>
-                <m:r>
-                  <m:t>A</m:t>
-                </m:r>
-                <m:r>
-                  <m:rPr>
-                    <m:sty m:val="p"/>
-                  </m:rPr>
-                  <m:t>;</m:t>
-                </m:r>
-                <m:r>
-                  <m:t>ψ</m:t>
-                </m:r>
-                <m:r>
-                  <m:rPr>
-                    <m:sty m:val="p"/>
-                  </m:rPr>
-                  <m:t>)</m:t>
-                </m:r>
-                <m:r>
-                  <m:rPr>
-                    <m:sty m:val="p"/>
-                  </m:rPr>
-                  <m:t>]</m:t>
-                </m:r>
+                </m:d>
               </m:oMath>
             </m:oMathPara>
           </w:p>
@@ -18932,39 +18948,37 @@
             </m:rPr>
             <m:t>exp</m:t>
           </m:r>
-          <m:r>
-            <m:rPr>
-              <m:sty m:val="p"/>
-            </m:rPr>
-            <m:t>(</m:t>
-          </m:r>
-          <m:r>
-            <m:rPr>
-              <m:sty m:val="p"/>
-            </m:rPr>
-            <m:t>−</m:t>
-          </m:r>
-          <m:sSub>
+          <m:d>
+            <m:dPr>
+              <m:begChr m:val="{"/>
+              <m:sepChr m:val=""/>
+              <m:endChr m:val="}"/>
+              <m:grow/>
+            </m:dPr>
             <m:e>
               <m:r>
-                <m:t>ψ</m:t>
+                <m:rPr>
+                  <m:sty m:val="p"/>
+                </m:rPr>
+                <m:t>−</m:t>
+              </m:r>
+              <m:sSub>
+                <m:e>
+                  <m:r>
+                    <m:t>ψ</m:t>
+                  </m:r>
+                </m:e>
+                <m:sub>
+                  <m:r>
+                    <m:t>1</m:t>
+                  </m:r>
+                </m:sub>
+              </m:sSub>
+              <m:r>
+                <m:t>a</m:t>
               </m:r>
             </m:e>
-            <m:sub>
-              <m:r>
-                <m:t>1</m:t>
-              </m:r>
-            </m:sub>
-          </m:sSub>
-          <m:r>
-            <m:t>a</m:t>
-          </m:r>
-          <m:r>
-            <m:rPr>
-              <m:sty m:val="p"/>
-            </m:rPr>
-            <m:t>)</m:t>
-          </m:r>
+          </m:d>
         </m:oMath>
       </m:oMathPara>
     </w:p>
@@ -18990,36 +19004,34 @@
           </m:rPr>
           <m:t>exp</m:t>
         </m:r>
-        <m:r>
-          <m:rPr>
-            <m:sty m:val="p"/>
-          </m:rPr>
-          <m:t>(</m:t>
-        </m:r>
-        <m:r>
-          <m:rPr>
-            <m:sty m:val="p"/>
-          </m:rPr>
-          <m:t>−</m:t>
-        </m:r>
-        <m:sSub>
+        <m:d>
+          <m:dPr>
+            <m:begChr m:val="{"/>
+            <m:sepChr m:val=""/>
+            <m:endChr m:val="}"/>
+            <m:grow/>
+          </m:dPr>
           <m:e>
             <m:r>
-              <m:t>ψ</m:t>
-            </m:r>
+              <m:rPr>
+                <m:sty m:val="p"/>
+              </m:rPr>
+              <m:t>−</m:t>
+            </m:r>
+            <m:sSub>
+              <m:e>
+                <m:r>
+                  <m:t>ψ</m:t>
+                </m:r>
+              </m:e>
+              <m:sub>
+                <m:r>
+                  <m:t>1</m:t>
+                </m:r>
+              </m:sub>
+            </m:sSub>
           </m:e>
-          <m:sub>
-            <m:r>
-              <m:t>1</m:t>
-            </m:r>
-          </m:sub>
-        </m:sSub>
-        <m:r>
-          <m:rPr>
-            <m:sty m:val="p"/>
-          </m:rPr>
-          <m:t>)</m:t>
-        </m:r>
+        </m:d>
       </m:oMath>
       <w:ins w:id="127" w:author="PR Preview" w:date="2024-01-01T00:00:00Z">
         <w:r>
@@ -19269,72 +19281,70 @@
           </m:rPr>
           <m:t>exp</m:t>
         </m:r>
-        <m:r>
-          <m:rPr>
-            <m:sty m:val="p"/>
-          </m:rPr>
-          <m:t>(</m:t>
-        </m:r>
-        <m:r>
-          <m:rPr>
-            <m:sty m:val="p"/>
-          </m:rPr>
-          <m:t>−</m:t>
-        </m:r>
-        <m:sSub>
+        <m:d>
+          <m:dPr>
+            <m:begChr m:val="{"/>
+            <m:sepChr m:val=""/>
+            <m:endChr m:val="}"/>
+            <m:grow/>
+          </m:dPr>
           <m:e>
             <m:r>
-              <m:t>ψ</m:t>
-            </m:r>
+              <m:rPr>
+                <m:sty m:val="p"/>
+              </m:rPr>
+              <m:t>−</m:t>
+            </m:r>
+            <m:sSub>
+              <m:e>
+                <m:r>
+                  <m:t>ψ</m:t>
+                </m:r>
+              </m:e>
+              <m:sub>
+                <m:r>
+                  <m:t>1</m:t>
+                </m:r>
+              </m:sub>
+            </m:sSub>
+            <m:r>
+              <m:t>a</m:t>
+            </m:r>
+            <m:r>
+              <m:rPr>
+                <m:sty m:val="p"/>
+              </m:rPr>
+              <m:t>−</m:t>
+            </m:r>
+            <m:sSub>
+              <m:e>
+                <m:r>
+                  <m:t>ψ</m:t>
+                </m:r>
+              </m:e>
+              <m:sub>
+                <m:r>
+                  <m:t>2</m:t>
+                </m:r>
+              </m:sub>
+            </m:sSub>
+            <m:r>
+              <m:t>a</m:t>
+            </m:r>
+            <m:sSub>
+              <m:e>
+                <m:r>
+                  <m:t>L</m:t>
+                </m:r>
+              </m:e>
+              <m:sub>
+                <m:r>
+                  <m:t>i</m:t>
+                </m:r>
+              </m:sub>
+            </m:sSub>
           </m:e>
-          <m:sub>
-            <m:r>
-              <m:t>1</m:t>
-            </m:r>
-          </m:sub>
-        </m:sSub>
-        <m:r>
-          <m:t>a</m:t>
-        </m:r>
-        <m:r>
-          <m:rPr>
-            <m:sty m:val="p"/>
-          </m:rPr>
-          <m:t>−</m:t>
-        </m:r>
-        <m:sSub>
-          <m:e>
-            <m:r>
-              <m:t>ψ</m:t>
-            </m:r>
-          </m:e>
-          <m:sub>
-            <m:r>
-              <m:t>2</m:t>
-            </m:r>
-          </m:sub>
-        </m:sSub>
-        <m:r>
-          <m:t>a</m:t>
-        </m:r>
-        <m:sSub>
-          <m:e>
-            <m:r>
-              <m:t>L</m:t>
-            </m:r>
-          </m:e>
-          <m:sub>
-            <m:r>
-              <m:t>i</m:t>
-            </m:r>
-          </m:sub>
-        </m:sSub>
-        <m:r>
-          <m:rPr>
-            <m:sty m:val="p"/>
-          </m:rPr>
-          <m:t>)</m:t>
-        </m:r>
+        </m:d>
       </m:oMath>
       <w:ins w:id="132" w:author="PR Preview" w:date="2024-01-01T00:00:00Z">
         <w:r>
@@ -19458,66 +19468,64 @@
           </m:rPr>
           <m:t>exp</m:t>
         </m:r>
-        <m:r>
-          <m:rPr>
-            <m:sty m:val="p"/>
-          </m:rPr>
-          <m:t>(</m:t>
-        </m:r>
-        <m:sSub>
+        <m:d>
+          <m:dPr>
+            <m:begChr m:val="{"/>
+            <m:sepChr m:val=""/>
+            <m:endChr m:val="}"/>
+            <m:grow/>
+          </m:dPr>
           <m:e>
-            <m:r>
-              <m:t>ψ</m:t>
-            </m:r>
+            <m:sSub>
+              <m:e>
+                <m:r>
+                  <m:t>ψ</m:t>
+                </m:r>
+              </m:e>
+              <m:sub>
+                <m:r>
+                  <m:t>1</m:t>
+                </m:r>
+              </m:sub>
+            </m:sSub>
+            <m:r>
+              <m:t>a</m:t>
+            </m:r>
+            <m:r>
+              <m:rPr>
+                <m:sty m:val="p"/>
+              </m:rPr>
+              <m:t>+</m:t>
+            </m:r>
+            <m:sSub>
+              <m:e>
+                <m:r>
+                  <m:t>ψ</m:t>
+                </m:r>
+              </m:e>
+              <m:sub>
+                <m:r>
+                  <m:t>2</m:t>
+                </m:r>
+              </m:sub>
+            </m:sSub>
+            <m:r>
+              <m:t>a</m:t>
+            </m:r>
+            <m:sSub>
+              <m:e>
+                <m:r>
+                  <m:t>L</m:t>
+                </m:r>
+              </m:e>
+              <m:sub>
+                <m:r>
+                  <m:t>i</m:t>
+                </m:r>
+              </m:sub>
+            </m:sSub>
           </m:e>
-          <m:sub>
-            <m:r>
-              <m:t>1</m:t>
-            </m:r>
-          </m:sub>
-        </m:sSub>
-        <m:r>
-          <m:t>a</m:t>
-        </m:r>
-        <m:r>
-          <m:rPr>
-            <m:sty m:val="p"/>
-          </m:rPr>
-          <m:t>+</m:t>
-        </m:r>
-        <m:sSub>
-          <m:e>
-            <m:r>
-              <m:t>ψ</m:t>
-            </m:r>
-          </m:e>
-          <m:sub>
-            <m:r>
-              <m:t>2</m:t>
-            </m:r>
-          </m:sub>
-        </m:sSub>
-        <m:r>
-          <m:t>a</m:t>
-        </m:r>
-        <m:sSub>
-          <m:e>
-            <m:r>
-              <m:t>L</m:t>
-            </m:r>
-          </m:e>
-          <m:sub>
-            <m:r>
-              <m:t>i</m:t>
-            </m:r>
-          </m:sub>
-        </m:sSub>
-        <m:r>
-          <m:rPr>
-            <m:sty m:val="p"/>
-          </m:rPr>
-          <m:t>)</m:t>
-        </m:r>
+        </m:d>
       </m:oMath>
       <w:ins w:id="132" w:author="PR Preview" w:date="2024-01-01T00:00:00Z">
         <w:r>
@@ -19595,66 +19603,64 @@
             </m:rPr>
             <m:t>exp</m:t>
           </m:r>
-          <m:r>
-            <m:rPr>
-              <m:sty m:val="p"/>
-            </m:rPr>
-            <m:t>(</m:t>
-          </m:r>
-          <m:sSub>
+          <m:d>
+            <m:dPr>
+              <m:begChr m:val="{"/>
+              <m:sepChr m:val=""/>
+              <m:endChr m:val="}"/>
+              <m:grow/>
+            </m:dPr>
             <m:e>
-              <m:r>
-                <m:t>ψ</m:t>
-              </m:r>
+              <m:sSub>
+                <m:e>
+                  <m:r>
+                    <m:t>ψ</m:t>
+                  </m:r>
+                </m:e>
+                <m:sub>
+                  <m:r>
+                    <m:t>1</m:t>
+                  </m:r>
+                </m:sub>
+              </m:sSub>
+              <m:r>
+                <m:t>a</m:t>
+              </m:r>
+              <m:r>
+                <m:rPr>
+                  <m:sty m:val="p"/>
+                </m:rPr>
+                <m:t>+</m:t>
+              </m:r>
+              <m:sSub>
+                <m:e>
+                  <m:r>
+                    <m:t>ψ</m:t>
+                  </m:r>
+                </m:e>
+                <m:sub>
+                  <m:r>
+                    <m:t>2</m:t>
+                  </m:r>
+                </m:sub>
+              </m:sSub>
+              <m:r>
+                <m:t>a</m:t>
+              </m:r>
+              <m:sSub>
+                <m:e>
+                  <m:r>
+                    <m:t>L</m:t>
+                  </m:r>
+                </m:e>
+                <m:sub>
+                  <m:r>
+                    <m:t>i</m:t>
+                  </m:r>
+                </m:sub>
+              </m:sSub>
             </m:e>
-            <m:sub>
-              <m:r>
-                <m:t>1</m:t>
-              </m:r>
-            </m:sub>
-          </m:sSub>
-          <m:r>
-            <m:t>a</m:t>
-          </m:r>
-          <m:r>
-            <m:rPr>
-              <m:sty m:val="p"/>
-            </m:rPr>
-            <m:t>+</m:t>
-          </m:r>
-          <m:sSub>
-            <m:e>
-              <m:r>
-                <m:t>ψ</m:t>
-              </m:r>
-            </m:e>
-            <m:sub>
-              <m:r>
-                <m:t>2</m:t>
-              </m:r>
-            </m:sub>
-          </m:sSub>
-          <m:r>
-            <m:t>a</m:t>
-          </m:r>
-          <m:sSub>
-            <m:e>
-              <m:r>
-                <m:t>L</m:t>
-              </m:r>
-            </m:e>
-            <m:sub>
-              <m:r>
-                <m:t>i</m:t>
-              </m:r>
-            </m:sub>
-          </m:sSub>
-          <m:r>
-            <m:rPr>
-              <m:sty m:val="p"/>
-            </m:rPr>
-            <m:t>)</m:t>
-          </m:r>
+          </m:d>
           <m:r>
             <m:t> </m:t>
           </m:r>
@@ -19835,84 +19841,82 @@
             </m:rPr>
             <m:t>exp</m:t>
           </m:r>
-          <m:r>
-            <m:rPr>
-              <m:sty m:val="p"/>
-            </m:rPr>
-            <m:t>(</m:t>
-          </m:r>
-          <m:sSub>
+          <m:d>
+            <m:dPr>
+              <m:begChr m:val="{"/>
+              <m:sepChr m:val=""/>
+              <m:endChr m:val="}"/>
+              <m:grow/>
+            </m:dPr>
             <m:e>
-              <m:r>
-                <m:t>ψ</m:t>
-              </m:r>
+              <m:sSub>
+                <m:e>
+                  <m:r>
+                    <m:t>ψ</m:t>
+                  </m:r>
+                </m:e>
+                <m:sub>
+                  <m:r>
+                    <m:t>1</m:t>
+                  </m:r>
+                </m:sub>
+              </m:sSub>
+              <m:sSub>
+                <m:e>
+                  <m:r>
+                    <m:t>A</m:t>
+                  </m:r>
+                </m:e>
+                <m:sub>
+                  <m:r>
+                    <m:t>i</m:t>
+                  </m:r>
+                </m:sub>
+              </m:sSub>
+              <m:r>
+                <m:rPr>
+                  <m:sty m:val="p"/>
+                </m:rPr>
+                <m:t>+</m:t>
+              </m:r>
+              <m:sSub>
+                <m:e>
+                  <m:r>
+                    <m:t>ψ</m:t>
+                  </m:r>
+                </m:e>
+                <m:sub>
+                  <m:r>
+                    <m:t>2</m:t>
+                  </m:r>
+                </m:sub>
+              </m:sSub>
+              <m:sSub>
+                <m:e>
+                  <m:r>
+                    <m:t>A</m:t>
+                  </m:r>
+                </m:e>
+                <m:sub>
+                  <m:r>
+                    <m:t>i</m:t>
+                  </m:r>
+                </m:sub>
+              </m:sSub>
+              <m:sSub>
+                <m:e>
+                  <m:r>
+                    <m:t>L</m:t>
+                  </m:r>
+                </m:e>
+                <m:sub>
+                  <m:r>
+                    <m:t>i</m:t>
+                  </m:r>
+                </m:sub>
+              </m:sSub>
             </m:e>
-            <m:sub>
-              <m:r>
-                <m:t>1</m:t>
-              </m:r>
-            </m:sub>
-          </m:sSub>
-          <m:sSub>
-            <m:e>
-              <m:r>
-                <m:t>A</m:t>
-              </m:r>
-            </m:e>
-            <m:sub>
-              <m:r>
-                <m:t>i</m:t>
-              </m:r>
-            </m:sub>
-          </m:sSub>
-          <m:r>
-            <m:rPr>
-              <m:sty m:val="p"/>
-            </m:rPr>
-            <m:t>+</m:t>
-          </m:r>
-          <m:sSub>
-            <m:e>
-              <m:r>
-                <m:t>ψ</m:t>
-              </m:r>
-            </m:e>
-            <m:sub>
-              <m:r>
-                <m:t>2</m:t>
-              </m:r>
-            </m:sub>
-          </m:sSub>
-          <m:sSub>
-            <m:e>
-              <m:r>
-                <m:t>A</m:t>
-              </m:r>
-            </m:e>
-            <m:sub>
-              <m:r>
-                <m:t>i</m:t>
-              </m:r>
-            </m:sub>
-          </m:sSub>
-          <m:sSub>
-            <m:e>
-              <m:r>
-                <m:t>L</m:t>
-              </m:r>
-            </m:e>
-            <m:sub>
-              <m:r>
-                <m:t>i</m:t>
-              </m:r>
-            </m:sub>
-          </m:sSub>
-          <m:r>
-            <m:rPr>
-              <m:sty m:val="p"/>
-            </m:rPr>
-            <m:t>)</m:t>
-          </m:r>
+          </m:d>
         </m:oMath>
       </m:oMathPara>
     </w:p>
@@ -20415,33 +20419,31 @@
           </m:rPr>
           <m:t>exp</m:t>
         </m:r>
-        <m:r>
-          <m:rPr>
-            <m:sty m:val="p"/>
-          </m:rPr>
-          <m:t>(</m:t>
-        </m:r>
-        <m:r>
-          <m:t>ψ</m:t>
-        </m:r>
-        <m:sSub>
+        <m:d>
+          <m:dPr>
+            <m:begChr m:val="{"/>
+            <m:sepChr m:val=""/>
+            <m:endChr m:val="}"/>
+            <m:grow/>
+          </m:dPr>
           <m:e>
             <m:r>
-              <m:t>A</m:t>
-            </m:r>
+              <m:t>ψ</m:t>
+            </m:r>
+            <m:sSub>
+              <m:e>
+                <m:r>
+                  <m:t>A</m:t>
+                </m:r>
+              </m:e>
+              <m:sub>
+                <m:r>
+                  <m:t>i</m:t>
+                </m:r>
+              </m:sub>
+            </m:sSub>
           </m:e>
-          <m:sub>
-            <m:r>
-              <m:t>i</m:t>
-            </m:r>
-          </m:sub>
-        </m:sSub>
-        <m:r>
-          <m:rPr>
-            <m:sty m:val="p"/>
-          </m:rPr>
-          <m:t>)</m:t>
-        </m:r>
+        </m:d>
       </m:oMath>
       <w:ins w:id="139" w:author="PR Preview" w:date="2024-01-01T00:00:00Z">
         <w:r>
@@ -20599,45 +20601,43 @@
           </m:rPr>
           <m:t>exp</m:t>
         </m:r>
-        <m:r>
-          <m:rPr>
-            <m:sty m:val="p"/>
-          </m:rPr>
-          <m:t>(</m:t>
-        </m:r>
-        <m:sSup>
+        <m:d>
+          <m:dPr>
+            <m:begChr m:val="{"/>
+            <m:sepChr m:val=""/>
+            <m:endChr m:val="}"/>
+            <m:grow/>
+          </m:dPr>
           <m:e>
-            <m:r>
-              <m:t>ψ</m:t>
-            </m:r>
+            <m:sSup>
+              <m:e>
+                <m:r>
+                  <m:t>ψ</m:t>
+                </m:r>
+              </m:e>
+              <m:sup>
+                <m:r>
+                  <m:rPr>
+                    <m:sty m:val="p"/>
+                  </m:rPr>
+                  <m:t>†</m:t>
+                </m:r>
+              </m:sup>
+            </m:sSup>
+            <m:sSub>
+              <m:e>
+                <m:r>
+                  <m:t>A</m:t>
+                </m:r>
+              </m:e>
+              <m:sub>
+                <m:r>
+                  <m:t>i</m:t>
+                </m:r>
+              </m:sub>
+            </m:sSub>
           </m:e>
-          <m:sup>
-            <m:r>
-              <m:rPr>
-                <m:sty m:val="p"/>
-              </m:rPr>
-              <m:t>†</m:t>
-            </m:r>
-          </m:sup>
-        </m:sSup>
-        <m:sSub>
-          <m:e>
-            <m:r>
-              <m:t>A</m:t>
-            </m:r>
-          </m:e>
-          <m:sub>
-            <m:r>
-              <m:t>i</m:t>
-            </m:r>
-          </m:sub>
-        </m:sSub>
-        <m:r>
-          <m:rPr>
-            <m:sty m:val="p"/>
-          </m:rPr>
-          <m:t>)</m:t>
-        </m:r>
+        </m:d>
       </m:oMath>
       <w:ins w:id="140" w:author="PR Preview" w:date="2024-01-01T00:00:00Z">
         <w:r>
@@ -21557,36 +21557,34 @@
           </m:rPr>
           <m:t>exp</m:t>
         </m:r>
-        <m:r>
-          <m:rPr>
-            <m:sty m:val="p"/>
-          </m:rPr>
-          <m:t>(</m:t>
-        </m:r>
-        <m:r>
-          <m:rPr>
-            <m:sty m:val="p"/>
-          </m:rPr>
-          <m:t>−</m:t>
-        </m:r>
-        <m:sSub>
+        <m:d>
+          <m:dPr>
+            <m:begChr m:val="{"/>
+            <m:sepChr m:val=""/>
+            <m:endChr m:val="}"/>
+            <m:grow/>
+          </m:dPr>
           <m:e>
             <m:r>
-              <m:t>ψ</m:t>
-            </m:r>
+              <m:rPr>
+                <m:sty m:val="p"/>
+              </m:rPr>
+              <m:t>−</m:t>
+            </m:r>
+            <m:sSub>
+              <m:e>
+                <m:r>
+                  <m:t>ψ</m:t>
+                </m:r>
+              </m:e>
+              <m:sub>
+                <m:r>
+                  <m:t>1</m:t>
+                </m:r>
+              </m:sub>
+            </m:sSub>
           </m:e>
-          <m:sub>
-            <m:r>
-              <m:t>1</m:t>
-            </m:r>
-          </m:sub>
-        </m:sSub>
-        <m:r>
-          <m:rPr>
-            <m:sty m:val="p"/>
-          </m:rPr>
-          <m:t>)</m:t>
-        </m:r>
+        </m:d>
       </m:oMath>
       <w:ins w:id="145" w:author="PR Preview" w:date="2024-01-01T00:00:00Z">
         <w:r>
@@ -21606,36 +21604,34 @@
           </m:rPr>
           <m:t>exp</m:t>
         </m:r>
-        <m:r>
-          <m:rPr>
-            <m:sty m:val="p"/>
-          </m:rPr>
-          <m:t>(</m:t>
-        </m:r>
-        <m:r>
-          <m:rPr>
-            <m:sty m:val="p"/>
-          </m:rPr>
-          <m:t>−</m:t>
-        </m:r>
-        <m:sSub>
+        <m:d>
+          <m:dPr>
+            <m:begChr m:val="{"/>
+            <m:sepChr m:val=""/>
+            <m:endChr m:val="}"/>
+            <m:grow/>
+          </m:dPr>
           <m:e>
             <m:r>
-              <m:t>ψ</m:t>
-            </m:r>
+              <m:rPr>
+                <m:sty m:val="p"/>
+              </m:rPr>
+              <m:t>−</m:t>
+            </m:r>
+            <m:sSub>
+              <m:e>
+                <m:r>
+                  <m:t>ψ</m:t>
+                </m:r>
+              </m:e>
+              <m:sub>
+                <m:r>
+                  <m:t>1</m:t>
+                </m:r>
+              </m:sub>
+            </m:sSub>
           </m:e>
-          <m:sub>
-            <m:r>
-              <m:t>1</m:t>
-            </m:r>
-          </m:sub>
-        </m:sSub>
-        <m:r>
-          <m:rPr>
-            <m:sty m:val="p"/>
-          </m:rPr>
-          <m:t>)</m:t>
-        </m:r>
+        </m:d>
         <m:r>
           <m:rPr>
             <m:sty m:val="p"/>
@@ -22551,24 +22547,22 @@
                 </m:rPr>
                 <m:t>exp</m:t>
               </m:r>
-              <m:r>
-                <m:rPr>
-                  <m:sty m:val="p"/>
-                </m:rPr>
-                <m:t>(</m:t>
-              </m:r>
-              <m:r>
-                <m:t>ψ</m:t>
-              </m:r>
-              <m:r>
-                <m:t>A</m:t>
-              </m:r>
-              <m:r>
-                <m:rPr>
-                  <m:sty m:val="p"/>
-                </m:rPr>
-                <m:t>)</m:t>
-              </m:r>
+              <m:d>
+                <m:dPr>
+                  <m:begChr m:val="{"/>
+                  <m:sepChr m:val=""/>
+                  <m:endChr m:val="}"/>
+                  <m:grow/>
+                </m:dPr>
+                <m:e>
+                  <m:r>
+                    <m:t>ψ</m:t>
+                  </m:r>
+                  <m:r>
+                    <m:t>A</m:t>
+                  </m:r>
+                </m:e>
+              </m:d>
               <m:r>
                 <m:rPr>
                   <m:sty m:val="p"/>
@@ -22640,30 +22634,28 @@
                 </m:rPr>
                 <m:t>exp</m:t>
               </m:r>
-              <m:r>
-                <m:rPr>
-                  <m:sty m:val="p"/>
-                </m:rPr>
-                <m:t>(</m:t>
-              </m:r>
-              <m:r>
-                <m:t>ψ</m:t>
-              </m:r>
-              <m:r>
-                <m:rPr>
-                  <m:sty m:val="p"/>
-                </m:rPr>
-                <m:t>×</m:t>
-              </m:r>
-              <m:r>
-                <m:t>0</m:t>
-              </m:r>
-              <m:r>
-                <m:rPr>
-                  <m:sty m:val="p"/>
-                </m:rPr>
-                <m:t>)</m:t>
-              </m:r>
+              <m:d>
+                <m:dPr>
+                  <m:begChr m:val="{"/>
+                  <m:sepChr m:val=""/>
+                  <m:endChr m:val="}"/>
+                  <m:grow/>
+                </m:dPr>
+                <m:e>
+                  <m:r>
+                    <m:t>ψ</m:t>
+                  </m:r>
+                  <m:r>
+                    <m:rPr>
+                      <m:sty m:val="p"/>
+                    </m:rPr>
+                    <m:t>×</m:t>
+                  </m:r>
+                  <m:r>
+                    <m:t>0</m:t>
+                  </m:r>
+                </m:e>
+              </m:d>
               <m:r>
                 <m:rPr>
                   <m:sty m:val="p"/>
@@ -22694,30 +22686,28 @@
                 </m:rPr>
                 <m:t>exp</m:t>
               </m:r>
-              <m:r>
-                <m:rPr>
-                  <m:sty m:val="p"/>
-                </m:rPr>
-                <m:t>(</m:t>
-              </m:r>
-              <m:r>
-                <m:t>ψ</m:t>
-              </m:r>
-              <m:r>
-                <m:rPr>
-                  <m:sty m:val="p"/>
-                </m:rPr>
-                <m:t>×</m:t>
-              </m:r>
-              <m:r>
-                <m:t>1</m:t>
-              </m:r>
-              <m:r>
-                <m:rPr>
-                  <m:sty m:val="p"/>
-                </m:rPr>
-                <m:t>)</m:t>
-              </m:r>
+              <m:d>
+                <m:dPr>
+                  <m:begChr m:val="{"/>
+                  <m:sepChr m:val=""/>
+                  <m:endChr m:val="}"/>
+                  <m:grow/>
+                </m:dPr>
+                <m:e>
+                  <m:r>
+                    <m:t>ψ</m:t>
+                  </m:r>
+                  <m:r>
+                    <m:rPr>
+                      <m:sty m:val="p"/>
+                    </m:rPr>
+                    <m:t>×</m:t>
+                  </m:r>
+                  <m:r>
+                    <m:t>1</m:t>
+                  </m:r>
+                </m:e>
+              </m:d>
               <m:r>
                 <m:rPr>
                   <m:sty m:val="p"/>
@@ -22734,21 +22724,19 @@
                 </m:rPr>
                 <m:t>exp</m:t>
               </m:r>
-              <m:r>
-                <m:rPr>
-                  <m:sty m:val="p"/>
-                </m:rPr>
-                <m:t>(</m:t>
-              </m:r>
-              <m:r>
-                <m:t>ψ</m:t>
-              </m:r>
-              <m:r>
-                <m:rPr>
-                  <m:sty m:val="p"/>
-                </m:rPr>
-                <m:t>)</m:t>
-              </m:r>
+              <m:d>
+                <m:dPr>
+                  <m:begChr m:val="{"/>
+                  <m:sepChr m:val=""/>
+                  <m:endChr m:val="}"/>
+                  <m:grow/>
+                </m:dPr>
+                <m:e>
+                  <m:r>
+                    <m:t>ψ</m:t>
+                  </m:r>
+                </m:e>
+              </m:d>
             </m:oMath>
             <w:r>
               <w:t xml:space="preserve">:</w:t>
@@ -22796,21 +22784,19 @@
                 </m:rPr>
                 <m:t>exp</m:t>
               </m:r>
-              <m:r>
-                <m:rPr>
-                  <m:sty m:val="p"/>
-                </m:rPr>
-                <m:t>(</m:t>
-              </m:r>
-              <m:r>
-                <m:t>ψ</m:t>
-              </m:r>
-              <m:r>
-                <m:rPr>
-                  <m:sty m:val="p"/>
-                </m:rPr>
-                <m:t>)</m:t>
-              </m:r>
+              <m:d>
+                <m:dPr>
+                  <m:begChr m:val="{"/>
+                  <m:sepChr m:val=""/>
+                  <m:endChr m:val="}"/>
+                  <m:grow/>
+                </m:dPr>
+                <m:e>
+                  <m:r>
+                    <m:t>ψ</m:t>
+                  </m:r>
+                </m:e>
+              </m:d>
               <m:r>
                 <m:rPr>
                   <m:sty m:val="p"/>
@@ -22902,21 +22888,19 @@
                 </m:rPr>
                 <m:t>exp</m:t>
               </m:r>
-              <m:r>
-                <m:rPr>
-                  <m:sty m:val="p"/>
-                </m:rPr>
-                <m:t>(</m:t>
-              </m:r>
-              <m:r>
-                <m:t>ψ</m:t>
-              </m:r>
-              <m:r>
-                <m:rPr>
-                  <m:sty m:val="p"/>
-                </m:rPr>
-                <m:t>)</m:t>
-              </m:r>
+              <m:d>
+                <m:dPr>
+                  <m:begChr m:val="{"/>
+                  <m:sepChr m:val=""/>
+                  <m:endChr m:val="}"/>
+                  <m:grow/>
+                </m:dPr>
+                <m:e>
+                  <m:r>
+                    <m:t>ψ</m:t>
+                  </m:r>
+                </m:e>
+              </m:d>
               <m:r>
                 <m:rPr>
                   <m:sty m:val="p"/>
@@ -22968,21 +22952,19 @@
                 </m:rPr>
                 <m:t>exp</m:t>
               </m:r>
-              <m:r>
-                <m:rPr>
-                  <m:sty m:val="p"/>
-                </m:rPr>
-                <m:t>(</m:t>
-              </m:r>
-              <m:r>
-                <m:t>ψ</m:t>
-              </m:r>
-              <m:r>
-                <m:rPr>
-                  <m:sty m:val="p"/>
-                </m:rPr>
-                <m:t>)</m:t>
-              </m:r>
+              <m:d>
+                <m:dPr>
+                  <m:begChr m:val="{"/>
+                  <m:sepChr m:val=""/>
+                  <m:endChr m:val="}"/>
+                  <m:grow/>
+                </m:dPr>
+                <m:e>
+                  <m:r>
+                    <m:t>ψ</m:t>
+                  </m:r>
+                </m:e>
+              </m:d>
             </m:oMath>
             <w:r>
               <w:t xml:space="preserve">;</w:t>
@@ -23581,33 +23563,31 @@
           </m:rPr>
           <m:t>exp</m:t>
         </m:r>
-        <m:r>
-          <m:rPr>
-            <m:sty m:val="p"/>
-          </m:rPr>
-          <m:t>(</m:t>
-        </m:r>
-        <m:r>
-          <m:t>ψ</m:t>
-        </m:r>
-        <m:sSub>
+        <m:d>
+          <m:dPr>
+            <m:begChr m:val="{"/>
+            <m:sepChr m:val=""/>
+            <m:endChr m:val="}"/>
+            <m:grow/>
+          </m:dPr>
           <m:e>
             <m:r>
-              <m:t>A</m:t>
-            </m:r>
+              <m:t>ψ</m:t>
+            </m:r>
+            <m:sSub>
+              <m:e>
+                <m:r>
+                  <m:t>A</m:t>
+                </m:r>
+              </m:e>
+              <m:sub>
+                <m:r>
+                  <m:t>i</m:t>
+                </m:r>
+              </m:sub>
+            </m:sSub>
           </m:e>
-          <m:sub>
-            <m:r>
-              <m:t>i</m:t>
-            </m:r>
-          </m:sub>
-        </m:sSub>
-        <m:r>
-          <m:rPr>
-            <m:sty m:val="p"/>
-          </m:rPr>
-          <m:t>)</m:t>
-        </m:r>
+        </m:d>
       </m:oMath>
       <w:ins w:id="155" w:author="PR Preview" w:date="2024-01-01T00:00:00Z">
         <w:r>
@@ -23730,34 +23710,32 @@
           </m:rPr>
           <m:t>exp</m:t>
         </m:r>
-        <m:r>
-          <m:rPr>
-            <m:sty m:val="p"/>
-          </m:rPr>
-          <m:t>(</m:t>
-        </m:r>
-        <m:r>
-          <m:rPr>
-            <m:sty m:val="p"/>
-          </m:rPr>
-          <m:t>−</m:t>
-        </m:r>
-        <m:acc>
-          <m:accPr>
-            <m:chr m:val="̂"/>
-          </m:accPr>
+        <m:d>
+          <m:dPr>
+            <m:begChr m:val="{"/>
+            <m:sepChr m:val=""/>
+            <m:endChr m:val="}"/>
+            <m:grow/>
+          </m:dPr>
           <m:e>
             <m:r>
-              <m:t>ψ</m:t>
-            </m:r>
+              <m:rPr>
+                <m:sty m:val="p"/>
+              </m:rPr>
+              <m:t>−</m:t>
+            </m:r>
+            <m:acc>
+              <m:accPr>
+                <m:chr m:val="̂"/>
+              </m:accPr>
+              <m:e>
+                <m:r>
+                  <m:t>ψ</m:t>
+                </m:r>
+              </m:e>
+            </m:acc>
           </m:e>
-        </m:acc>
-        <m:r>
-          <m:rPr>
-            <m:sty m:val="p"/>
-          </m:rPr>
-          <m:t>)</m:t>
-        </m:r>
+        </m:d>
         <m:r>
           <m:rPr>
             <m:sty m:val="p"/>
@@ -23771,21 +23749,19 @@
           </m:rPr>
           <m:t>exp</m:t>
         </m:r>
-        <m:r>
-          <m:rPr>
-            <m:sty m:val="p"/>
-          </m:rPr>
-          <m:t>(</m:t>
-        </m:r>
-        <m:r>
-          <m:t>0.047</m:t>
-        </m:r>
-        <m:r>
-          <m:rPr>
-            <m:sty m:val="p"/>
-          </m:rPr>
-          <m:t>)</m:t>
-        </m:r>
+        <m:d>
+          <m:dPr>
+            <m:begChr m:val="{"/>
+            <m:sepChr m:val=""/>
+            <m:endChr m:val="}"/>
+            <m:grow/>
+          </m:dPr>
+          <m:e>
+            <m:r>
+              <m:t>0.047</m:t>
+            </m:r>
+          </m:e>
+        </m:d>
         <m:r>
           <m:rPr>
             <m:sty m:val="p"/>
@@ -25008,34 +24984,32 @@
           </m:rPr>
           <m:t>exp</m:t>
         </m:r>
-        <m:r>
-          <m:rPr>
-            <m:sty m:val="p"/>
-          </m:rPr>
-          <m:t>(</m:t>
-        </m:r>
-        <m:r>
-          <m:rPr>
-            <m:sty m:val="p"/>
-          </m:rPr>
-          <m:t>−</m:t>
-        </m:r>
-        <m:acc>
-          <m:accPr>
-            <m:chr m:val="̂"/>
-          </m:accPr>
+        <m:d>
+          <m:dPr>
+            <m:begChr m:val="{"/>
+            <m:sepChr m:val=""/>
+            <m:endChr m:val="}"/>
+            <m:grow/>
+          </m:dPr>
           <m:e>
             <m:r>
-              <m:t>ψ</m:t>
-            </m:r>
+              <m:rPr>
+                <m:sty m:val="p"/>
+              </m:rPr>
+              <m:t>−</m:t>
+            </m:r>
+            <m:acc>
+              <m:accPr>
+                <m:chr m:val="̂"/>
+              </m:accPr>
+              <m:e>
+                <m:r>
+                  <m:t>ψ</m:t>
+                </m:r>
+              </m:e>
+            </m:acc>
           </m:e>
-        </m:acc>
-        <m:r>
-          <m:rPr>
-            <m:sty m:val="p"/>
-          </m:rPr>
-          <m:t>)</m:t>
-        </m:r>
+        </m:d>
         <m:r>
           <m:rPr>
             <m:sty m:val="p"/>
